--- a/Backend/Director_Disclosure/Output_Disclosures/2024-25/ADANI_SOLAR_ENERGY_JAISALMER_ONE_PRIVATE_LIMITED/DIR-8/DIR8_Mehul_Ganesh_Rajput_10529340.docx
+++ b/Backend/Director_Disclosure/Output_Disclosures/2024-25/ADANI_SOLAR_ENERGY_JAISALMER_ONE_PRIVATE_LIMITED/DIR-8/DIR8_Mehul_Ganesh_Rajput_10529340.docx
@@ -189,7 +189,7 @@
           <w:b w:val="0"/>
           <w:sz w:val="23"/>
         </w:rPr>
-        <w:t>I, Mehul Ganesh Rajput, son/daughter of Mr. {{FATHER_NAME}}, resident of _____________________________________________, India hereby give notice that I am/was a Director in the following companies during the last three years:-</w:t>
+        <w:t>I, MEHUL GANESH RAJPUT, son/daughter of Mr. {{FATHER_NAME}}, resident of _____________________________________________, India hereby give notice that I am/was a Director in the following companies during the last three years:-</w:t>
       </w:r>
     </w:p>
     <w:p>
@@ -340,7 +340,7 @@
                 <w:b w:val="0"/>
                 <w:sz w:val="23"/>
               </w:rPr>
-              <w:t>ADANI HYBRID ENERGY JAISALMER TWO LIMITED</w:t>
+              <w:t>SHUBHIYAM WORKFORCE SOLUTION LLP</w:t>
             </w:r>
           </w:p>
         </w:tc>
@@ -353,6 +353,14 @@
               <w:spacing w:after="0"/>
               <w:jc w:val="center"/>
             </w:pPr>
+            <w:r>
+              <w:rPr>
+                <w:rFonts w:ascii="Adani" w:hAnsi="Adani" w:eastAsia="Adani" w:cs="Adani"/>
+                <w:b w:val="0"/>
+                <w:sz w:val="23"/>
+              </w:rPr>
+              <w:t>20/02/2026</w:t>
+            </w:r>
           </w:p>
         </w:tc>
         <w:tc>
@@ -402,7 +410,7 @@
                 <w:b w:val="0"/>
                 <w:sz w:val="23"/>
               </w:rPr>
-              <w:t>ADANI SOLAR ENERGY JAISALMER ONE PRIVATE LIMITED</w:t>
+              <w:t>PRAVARTANA MEDIA LLP</w:t>
             </w:r>
           </w:p>
         </w:tc>
@@ -421,7 +429,7 @@
                 <w:b w:val="0"/>
                 <w:sz w:val="23"/>
               </w:rPr>
-              <w:t>22/06/2024</w:t>
+              <w:t>12/02/2026</w:t>
             </w:r>
           </w:p>
         </w:tc>
@@ -466,6 +474,14 @@
               <w:spacing w:after="0"/>
               <w:jc w:val="both"/>
             </w:pPr>
+            <w:r>
+              <w:rPr>
+                <w:rFonts w:ascii="Adani" w:hAnsi="Adani" w:eastAsia="Adani" w:cs="Adani"/>
+                <w:b w:val="0"/>
+                <w:sz w:val="23"/>
+              </w:rPr>
+              <w:t>SURYAPET KHAMMAM ROAD PRIVATE LIMITED</w:t>
+            </w:r>
           </w:p>
         </w:tc>
         <w:tc>
@@ -477,6 +493,854 @@
               <w:spacing w:after="0"/>
               <w:jc w:val="center"/>
             </w:pPr>
+            <w:r>
+              <w:rPr>
+                <w:rFonts w:ascii="Adani" w:hAnsi="Adani" w:eastAsia="Adani" w:cs="Adani"/>
+                <w:b w:val="0"/>
+                <w:sz w:val="23"/>
+              </w:rPr>
+              <w:t>28/02/2025</w:t>
+            </w:r>
+          </w:p>
+        </w:tc>
+        <w:tc>
+          <w:tcPr>
+            <w:tcW w:type="dxa" w:w="2250"/>
+          </w:tcPr>
+          <w:p>
+            <w:pPr>
+              <w:spacing w:after="0"/>
+              <w:jc w:val="center"/>
+            </w:pPr>
+          </w:p>
+        </w:tc>
+      </w:tr>
+      <w:tr>
+        <w:tc>
+          <w:tcPr>
+            <w:tcW w:type="dxa" w:w="636"/>
+          </w:tcPr>
+          <w:p>
+            <w:pPr>
+              <w:spacing w:after="0"/>
+              <w:ind w:left="360"/>
+            </w:pPr>
+            <w:r>
+              <w:rPr>
+                <w:rFonts w:ascii="Adani" w:hAnsi="Adani" w:eastAsia="Adani" w:cs="Adani"/>
+                <w:b w:val="0"/>
+                <w:sz w:val="23"/>
+              </w:rPr>
+              <w:t>4</w:t>
+            </w:r>
+          </w:p>
+        </w:tc>
+        <w:tc>
+          <w:tcPr>
+            <w:tcW w:type="dxa" w:w="3864"/>
+          </w:tcPr>
+          <w:p>
+            <w:pPr>
+              <w:spacing w:after="0"/>
+              <w:jc w:val="both"/>
+            </w:pPr>
+            <w:r>
+              <w:rPr>
+                <w:rFonts w:ascii="Adani" w:hAnsi="Adani" w:eastAsia="Adani" w:cs="Adani"/>
+                <w:b w:val="0"/>
+                <w:sz w:val="23"/>
+              </w:rPr>
+              <w:t>GUJJU TRADERS LLP</w:t>
+            </w:r>
+          </w:p>
+        </w:tc>
+        <w:tc>
+          <w:tcPr>
+            <w:tcW w:type="dxa" w:w="2610"/>
+          </w:tcPr>
+          <w:p>
+            <w:pPr>
+              <w:spacing w:after="0"/>
+              <w:jc w:val="center"/>
+            </w:pPr>
+            <w:r>
+              <w:rPr>
+                <w:rFonts w:ascii="Adani" w:hAnsi="Adani" w:eastAsia="Adani" w:cs="Adani"/>
+                <w:b w:val="0"/>
+                <w:sz w:val="23"/>
+              </w:rPr>
+              <w:t>06/02/2025</w:t>
+            </w:r>
+          </w:p>
+        </w:tc>
+        <w:tc>
+          <w:tcPr>
+            <w:tcW w:type="dxa" w:w="2250"/>
+          </w:tcPr>
+          <w:p>
+            <w:pPr>
+              <w:spacing w:after="0"/>
+              <w:jc w:val="center"/>
+            </w:pPr>
+          </w:p>
+        </w:tc>
+      </w:tr>
+      <w:tr>
+        <w:tc>
+          <w:tcPr>
+            <w:tcW w:type="dxa" w:w="636"/>
+          </w:tcPr>
+          <w:p>
+            <w:pPr>
+              <w:spacing w:after="0"/>
+              <w:ind w:left="360"/>
+            </w:pPr>
+            <w:r>
+              <w:rPr>
+                <w:rFonts w:ascii="Adani" w:hAnsi="Adani" w:eastAsia="Adani" w:cs="Adani"/>
+                <w:b w:val="0"/>
+                <w:sz w:val="23"/>
+              </w:rPr>
+              <w:t>5</w:t>
+            </w:r>
+          </w:p>
+        </w:tc>
+        <w:tc>
+          <w:tcPr>
+            <w:tcW w:type="dxa" w:w="3864"/>
+          </w:tcPr>
+          <w:p>
+            <w:pPr>
+              <w:spacing w:after="0"/>
+              <w:jc w:val="both"/>
+            </w:pPr>
+            <w:r>
+              <w:rPr>
+                <w:rFonts w:ascii="Adani" w:hAnsi="Adani" w:eastAsia="Adani" w:cs="Adani"/>
+                <w:b w:val="0"/>
+                <w:sz w:val="23"/>
+              </w:rPr>
+              <w:t>MANCHERIAL REPALLEWADA ROAD PRIVATE LIMITED</w:t>
+            </w:r>
+          </w:p>
+        </w:tc>
+        <w:tc>
+          <w:tcPr>
+            <w:tcW w:type="dxa" w:w="2610"/>
+          </w:tcPr>
+          <w:p>
+            <w:pPr>
+              <w:spacing w:after="0"/>
+              <w:jc w:val="center"/>
+            </w:pPr>
+            <w:r>
+              <w:rPr>
+                <w:rFonts w:ascii="Adani" w:hAnsi="Adani" w:eastAsia="Adani" w:cs="Adani"/>
+                <w:b w:val="0"/>
+                <w:sz w:val="23"/>
+              </w:rPr>
+              <w:t>09/12/2024</w:t>
+            </w:r>
+          </w:p>
+        </w:tc>
+        <w:tc>
+          <w:tcPr>
+            <w:tcW w:type="dxa" w:w="2250"/>
+          </w:tcPr>
+          <w:p>
+            <w:pPr>
+              <w:spacing w:after="0"/>
+              <w:jc w:val="center"/>
+            </w:pPr>
+          </w:p>
+        </w:tc>
+      </w:tr>
+      <w:tr>
+        <w:tc>
+          <w:tcPr>
+            <w:tcW w:type="dxa" w:w="636"/>
+          </w:tcPr>
+          <w:p>
+            <w:pPr>
+              <w:spacing w:after="0"/>
+              <w:ind w:left="360"/>
+            </w:pPr>
+            <w:r>
+              <w:rPr>
+                <w:rFonts w:ascii="Adani" w:hAnsi="Adani" w:eastAsia="Adani" w:cs="Adani"/>
+                <w:b w:val="0"/>
+                <w:sz w:val="23"/>
+              </w:rPr>
+              <w:t>6</w:t>
+            </w:r>
+          </w:p>
+        </w:tc>
+        <w:tc>
+          <w:tcPr>
+            <w:tcW w:type="dxa" w:w="3864"/>
+          </w:tcPr>
+          <w:p>
+            <w:pPr>
+              <w:spacing w:after="0"/>
+              <w:jc w:val="both"/>
+            </w:pPr>
+            <w:r>
+              <w:rPr>
+                <w:rFonts w:ascii="Adani" w:hAnsi="Adani" w:eastAsia="Adani" w:cs="Adani"/>
+                <w:b w:val="0"/>
+                <w:sz w:val="23"/>
+              </w:rPr>
+              <w:t>RAIPUR-RAJNANDGAON-WARORA TRANSMISSION LIMITED</w:t>
+            </w:r>
+          </w:p>
+        </w:tc>
+        <w:tc>
+          <w:tcPr>
+            <w:tcW w:type="dxa" w:w="2610"/>
+          </w:tcPr>
+          <w:p>
+            <w:pPr>
+              <w:spacing w:after="0"/>
+              <w:jc w:val="center"/>
+            </w:pPr>
+            <w:r>
+              <w:rPr>
+                <w:rFonts w:ascii="Adani" w:hAnsi="Adani" w:eastAsia="Adani" w:cs="Adani"/>
+                <w:b w:val="0"/>
+                <w:sz w:val="23"/>
+              </w:rPr>
+              <w:t>22/11/2024</w:t>
+            </w:r>
+          </w:p>
+        </w:tc>
+        <w:tc>
+          <w:tcPr>
+            <w:tcW w:type="dxa" w:w="2250"/>
+          </w:tcPr>
+          <w:p>
+            <w:pPr>
+              <w:spacing w:after="0"/>
+              <w:jc w:val="center"/>
+            </w:pPr>
+          </w:p>
+        </w:tc>
+      </w:tr>
+      <w:tr>
+        <w:tc>
+          <w:tcPr>
+            <w:tcW w:type="dxa" w:w="636"/>
+          </w:tcPr>
+          <w:p>
+            <w:pPr>
+              <w:spacing w:after="0"/>
+              <w:ind w:left="360"/>
+            </w:pPr>
+            <w:r>
+              <w:rPr>
+                <w:rFonts w:ascii="Adani" w:hAnsi="Adani" w:eastAsia="Adani" w:cs="Adani"/>
+                <w:b w:val="0"/>
+                <w:sz w:val="23"/>
+              </w:rPr>
+              <w:t>7</w:t>
+            </w:r>
+          </w:p>
+        </w:tc>
+        <w:tc>
+          <w:tcPr>
+            <w:tcW w:type="dxa" w:w="3864"/>
+          </w:tcPr>
+          <w:p>
+            <w:pPr>
+              <w:spacing w:after="0"/>
+              <w:jc w:val="both"/>
+            </w:pPr>
+            <w:r>
+              <w:rPr>
+                <w:rFonts w:ascii="Adani" w:hAnsi="Adani" w:eastAsia="Adani" w:cs="Adani"/>
+                <w:b w:val="0"/>
+                <w:sz w:val="23"/>
+              </w:rPr>
+              <w:t>THAR POWER TRANSMISSION SERVICE LIMITED</w:t>
+            </w:r>
+          </w:p>
+        </w:tc>
+        <w:tc>
+          <w:tcPr>
+            <w:tcW w:type="dxa" w:w="2610"/>
+          </w:tcPr>
+          <w:p>
+            <w:pPr>
+              <w:spacing w:after="0"/>
+              <w:jc w:val="center"/>
+            </w:pPr>
+            <w:r>
+              <w:rPr>
+                <w:rFonts w:ascii="Adani" w:hAnsi="Adani" w:eastAsia="Adani" w:cs="Adani"/>
+                <w:b w:val="0"/>
+                <w:sz w:val="23"/>
+              </w:rPr>
+              <w:t>22/11/2024</w:t>
+            </w:r>
+          </w:p>
+        </w:tc>
+        <w:tc>
+          <w:tcPr>
+            <w:tcW w:type="dxa" w:w="2250"/>
+          </w:tcPr>
+          <w:p>
+            <w:pPr>
+              <w:spacing w:after="0"/>
+              <w:jc w:val="center"/>
+            </w:pPr>
+          </w:p>
+        </w:tc>
+      </w:tr>
+      <w:tr>
+        <w:tc>
+          <w:tcPr>
+            <w:tcW w:type="dxa" w:w="636"/>
+          </w:tcPr>
+          <w:p>
+            <w:pPr>
+              <w:spacing w:after="0"/>
+              <w:ind w:left="360"/>
+            </w:pPr>
+            <w:r>
+              <w:rPr>
+                <w:rFonts w:ascii="Adani" w:hAnsi="Adani" w:eastAsia="Adani" w:cs="Adani"/>
+                <w:b w:val="0"/>
+                <w:sz w:val="23"/>
+              </w:rPr>
+              <w:t>8</w:t>
+            </w:r>
+          </w:p>
+        </w:tc>
+        <w:tc>
+          <w:tcPr>
+            <w:tcW w:type="dxa" w:w="3864"/>
+          </w:tcPr>
+          <w:p>
+            <w:pPr>
+              <w:spacing w:after="0"/>
+              <w:jc w:val="both"/>
+            </w:pPr>
+            <w:r>
+              <w:rPr>
+                <w:rFonts w:ascii="Adani" w:hAnsi="Adani" w:eastAsia="Adani" w:cs="Adani"/>
+                <w:b w:val="0"/>
+                <w:sz w:val="23"/>
+              </w:rPr>
+              <w:t>SIPAT TRANSMISSION LIMITED</w:t>
+            </w:r>
+          </w:p>
+        </w:tc>
+        <w:tc>
+          <w:tcPr>
+            <w:tcW w:type="dxa" w:w="2610"/>
+          </w:tcPr>
+          <w:p>
+            <w:pPr>
+              <w:spacing w:after="0"/>
+              <w:jc w:val="center"/>
+            </w:pPr>
+            <w:r>
+              <w:rPr>
+                <w:rFonts w:ascii="Adani" w:hAnsi="Adani" w:eastAsia="Adani" w:cs="Adani"/>
+                <w:b w:val="0"/>
+                <w:sz w:val="23"/>
+              </w:rPr>
+              <w:t>22/11/2024</w:t>
+            </w:r>
+          </w:p>
+        </w:tc>
+        <w:tc>
+          <w:tcPr>
+            <w:tcW w:type="dxa" w:w="2250"/>
+          </w:tcPr>
+          <w:p>
+            <w:pPr>
+              <w:spacing w:after="0"/>
+              <w:jc w:val="center"/>
+            </w:pPr>
+          </w:p>
+        </w:tc>
+      </w:tr>
+      <w:tr>
+        <w:tc>
+          <w:tcPr>
+            <w:tcW w:type="dxa" w:w="636"/>
+          </w:tcPr>
+          <w:p>
+            <w:pPr>
+              <w:spacing w:after="0"/>
+              <w:ind w:left="360"/>
+            </w:pPr>
+            <w:r>
+              <w:rPr>
+                <w:rFonts w:ascii="Adani" w:hAnsi="Adani" w:eastAsia="Adani" w:cs="Adani"/>
+                <w:b w:val="0"/>
+                <w:sz w:val="23"/>
+              </w:rPr>
+              <w:t>9</w:t>
+            </w:r>
+          </w:p>
+        </w:tc>
+        <w:tc>
+          <w:tcPr>
+            <w:tcW w:type="dxa" w:w="3864"/>
+          </w:tcPr>
+          <w:p>
+            <w:pPr>
+              <w:spacing w:after="0"/>
+              <w:jc w:val="both"/>
+            </w:pPr>
+            <w:r>
+              <w:rPr>
+                <w:rFonts w:ascii="Adani" w:hAnsi="Adani" w:eastAsia="Adani" w:cs="Adani"/>
+                <w:b w:val="0"/>
+                <w:sz w:val="23"/>
+              </w:rPr>
+              <w:t>HADOTI POWER TRANSMISSION SERVICE LIMITED</w:t>
+            </w:r>
+          </w:p>
+        </w:tc>
+        <w:tc>
+          <w:tcPr>
+            <w:tcW w:type="dxa" w:w="2610"/>
+          </w:tcPr>
+          <w:p>
+            <w:pPr>
+              <w:spacing w:after="0"/>
+              <w:jc w:val="center"/>
+            </w:pPr>
+            <w:r>
+              <w:rPr>
+                <w:rFonts w:ascii="Adani" w:hAnsi="Adani" w:eastAsia="Adani" w:cs="Adani"/>
+                <w:b w:val="0"/>
+                <w:sz w:val="23"/>
+              </w:rPr>
+              <w:t>22/11/2024</w:t>
+            </w:r>
+          </w:p>
+        </w:tc>
+        <w:tc>
+          <w:tcPr>
+            <w:tcW w:type="dxa" w:w="2250"/>
+          </w:tcPr>
+          <w:p>
+            <w:pPr>
+              <w:spacing w:after="0"/>
+              <w:jc w:val="center"/>
+            </w:pPr>
+          </w:p>
+        </w:tc>
+      </w:tr>
+      <w:tr>
+        <w:tc>
+          <w:tcPr>
+            <w:tcW w:type="dxa" w:w="636"/>
+          </w:tcPr>
+          <w:p>
+            <w:pPr>
+              <w:spacing w:after="0"/>
+              <w:ind w:left="360"/>
+            </w:pPr>
+            <w:r>
+              <w:rPr>
+                <w:rFonts w:ascii="Adani" w:hAnsi="Adani" w:eastAsia="Adani" w:cs="Adani"/>
+                <w:b w:val="0"/>
+                <w:sz w:val="23"/>
+              </w:rPr>
+              <w:t>10</w:t>
+            </w:r>
+          </w:p>
+        </w:tc>
+        <w:tc>
+          <w:tcPr>
+            <w:tcW w:type="dxa" w:w="3864"/>
+          </w:tcPr>
+          <w:p>
+            <w:pPr>
+              <w:spacing w:after="0"/>
+              <w:jc w:val="both"/>
+            </w:pPr>
+            <w:r>
+              <w:rPr>
+                <w:rFonts w:ascii="Adani" w:hAnsi="Adani" w:eastAsia="Adani" w:cs="Adani"/>
+                <w:b w:val="0"/>
+                <w:sz w:val="23"/>
+              </w:rPr>
+              <w:t>BARMER POWER TRANSMISSION SERVICE LIMITED</w:t>
+            </w:r>
+          </w:p>
+        </w:tc>
+        <w:tc>
+          <w:tcPr>
+            <w:tcW w:type="dxa" w:w="2610"/>
+          </w:tcPr>
+          <w:p>
+            <w:pPr>
+              <w:spacing w:after="0"/>
+              <w:jc w:val="center"/>
+            </w:pPr>
+            <w:r>
+              <w:rPr>
+                <w:rFonts w:ascii="Adani" w:hAnsi="Adani" w:eastAsia="Adani" w:cs="Adani"/>
+                <w:b w:val="0"/>
+                <w:sz w:val="23"/>
+              </w:rPr>
+              <w:t>22/11/2024</w:t>
+            </w:r>
+          </w:p>
+        </w:tc>
+        <w:tc>
+          <w:tcPr>
+            <w:tcW w:type="dxa" w:w="2250"/>
+          </w:tcPr>
+          <w:p>
+            <w:pPr>
+              <w:spacing w:after="0"/>
+              <w:jc w:val="center"/>
+            </w:pPr>
+          </w:p>
+        </w:tc>
+      </w:tr>
+      <w:tr>
+        <w:tc>
+          <w:tcPr>
+            <w:tcW w:type="dxa" w:w="636"/>
+          </w:tcPr>
+          <w:p>
+            <w:pPr>
+              <w:spacing w:after="0"/>
+              <w:ind w:left="360"/>
+            </w:pPr>
+            <w:r>
+              <w:rPr>
+                <w:rFonts w:ascii="Adani" w:hAnsi="Adani" w:eastAsia="Adani" w:cs="Adani"/>
+                <w:b w:val="0"/>
+                <w:sz w:val="23"/>
+              </w:rPr>
+              <w:t>11</w:t>
+            </w:r>
+          </w:p>
+        </w:tc>
+        <w:tc>
+          <w:tcPr>
+            <w:tcW w:type="dxa" w:w="3864"/>
+          </w:tcPr>
+          <w:p>
+            <w:pPr>
+              <w:spacing w:after="0"/>
+              <w:jc w:val="both"/>
+            </w:pPr>
+            <w:r>
+              <w:rPr>
+                <w:rFonts w:ascii="Adani" w:hAnsi="Adani" w:eastAsia="Adani" w:cs="Adani"/>
+                <w:b w:val="0"/>
+                <w:sz w:val="23"/>
+              </w:rPr>
+              <w:t>CHHATTISGARH-WR TRANSMISSION LIMITED</w:t>
+            </w:r>
+          </w:p>
+        </w:tc>
+        <w:tc>
+          <w:tcPr>
+            <w:tcW w:type="dxa" w:w="2610"/>
+          </w:tcPr>
+          <w:p>
+            <w:pPr>
+              <w:spacing w:after="0"/>
+              <w:jc w:val="center"/>
+            </w:pPr>
+            <w:r>
+              <w:rPr>
+                <w:rFonts w:ascii="Adani" w:hAnsi="Adani" w:eastAsia="Adani" w:cs="Adani"/>
+                <w:b w:val="0"/>
+                <w:sz w:val="23"/>
+              </w:rPr>
+              <w:t>07/11/2024</w:t>
+            </w:r>
+          </w:p>
+        </w:tc>
+        <w:tc>
+          <w:tcPr>
+            <w:tcW w:type="dxa" w:w="2250"/>
+          </w:tcPr>
+          <w:p>
+            <w:pPr>
+              <w:spacing w:after="0"/>
+              <w:jc w:val="center"/>
+            </w:pPr>
+          </w:p>
+        </w:tc>
+      </w:tr>
+      <w:tr>
+        <w:tc>
+          <w:tcPr>
+            <w:tcW w:type="dxa" w:w="636"/>
+          </w:tcPr>
+          <w:p>
+            <w:pPr>
+              <w:spacing w:after="0"/>
+              <w:ind w:left="360"/>
+            </w:pPr>
+            <w:r>
+              <w:rPr>
+                <w:rFonts w:ascii="Adani" w:hAnsi="Adani" w:eastAsia="Adani" w:cs="Adani"/>
+                <w:b w:val="0"/>
+                <w:sz w:val="23"/>
+              </w:rPr>
+              <w:t>12</w:t>
+            </w:r>
+          </w:p>
+        </w:tc>
+        <w:tc>
+          <w:tcPr>
+            <w:tcW w:type="dxa" w:w="3864"/>
+          </w:tcPr>
+          <w:p>
+            <w:pPr>
+              <w:spacing w:after="0"/>
+              <w:jc w:val="both"/>
+            </w:pPr>
+            <w:r>
+              <w:rPr>
+                <w:rFonts w:ascii="Adani" w:hAnsi="Adani" w:eastAsia="Adani" w:cs="Adani"/>
+                <w:b w:val="0"/>
+                <w:sz w:val="23"/>
+              </w:rPr>
+              <w:t>TALENTBOSS ADVISORS LLP</w:t>
+            </w:r>
+          </w:p>
+        </w:tc>
+        <w:tc>
+          <w:tcPr>
+            <w:tcW w:type="dxa" w:w="2610"/>
+          </w:tcPr>
+          <w:p>
+            <w:pPr>
+              <w:spacing w:after="0"/>
+              <w:jc w:val="center"/>
+            </w:pPr>
+            <w:r>
+              <w:rPr>
+                <w:rFonts w:ascii="Adani" w:hAnsi="Adani" w:eastAsia="Adani" w:cs="Adani"/>
+                <w:b w:val="0"/>
+                <w:sz w:val="23"/>
+              </w:rPr>
+              <w:t>18/07/2024</w:t>
+            </w:r>
+          </w:p>
+        </w:tc>
+        <w:tc>
+          <w:tcPr>
+            <w:tcW w:type="dxa" w:w="2250"/>
+          </w:tcPr>
+          <w:p>
+            <w:pPr>
+              <w:spacing w:after="0"/>
+              <w:jc w:val="center"/>
+            </w:pPr>
+          </w:p>
+        </w:tc>
+      </w:tr>
+      <w:tr>
+        <w:tc>
+          <w:tcPr>
+            <w:tcW w:type="dxa" w:w="636"/>
+          </w:tcPr>
+          <w:p>
+            <w:pPr>
+              <w:spacing w:after="0"/>
+              <w:ind w:left="360"/>
+            </w:pPr>
+            <w:r>
+              <w:rPr>
+                <w:rFonts w:ascii="Adani" w:hAnsi="Adani" w:eastAsia="Adani" w:cs="Adani"/>
+                <w:b w:val="0"/>
+                <w:sz w:val="23"/>
+              </w:rPr>
+              <w:t>13</w:t>
+            </w:r>
+          </w:p>
+        </w:tc>
+        <w:tc>
+          <w:tcPr>
+            <w:tcW w:type="dxa" w:w="3864"/>
+          </w:tcPr>
+          <w:p>
+            <w:pPr>
+              <w:spacing w:after="0"/>
+              <w:jc w:val="both"/>
+            </w:pPr>
+            <w:r>
+              <w:rPr>
+                <w:rFonts w:ascii="Adani" w:hAnsi="Adani" w:eastAsia="Adani" w:cs="Adani"/>
+                <w:b w:val="0"/>
+                <w:sz w:val="23"/>
+              </w:rPr>
+              <w:t>MAHAN ENERGEN LIMITED</w:t>
+            </w:r>
+          </w:p>
+        </w:tc>
+        <w:tc>
+          <w:tcPr>
+            <w:tcW w:type="dxa" w:w="2610"/>
+          </w:tcPr>
+          <w:p>
+            <w:pPr>
+              <w:spacing w:after="0"/>
+              <w:jc w:val="center"/>
+            </w:pPr>
+            <w:r>
+              <w:rPr>
+                <w:rFonts w:ascii="Adani" w:hAnsi="Adani" w:eastAsia="Adani" w:cs="Adani"/>
+                <w:b w:val="0"/>
+                <w:sz w:val="23"/>
+              </w:rPr>
+              <w:t>09/07/2024</w:t>
+            </w:r>
+          </w:p>
+        </w:tc>
+        <w:tc>
+          <w:tcPr>
+            <w:tcW w:type="dxa" w:w="2250"/>
+          </w:tcPr>
+          <w:p>
+            <w:pPr>
+              <w:spacing w:after="0"/>
+              <w:jc w:val="center"/>
+            </w:pPr>
+          </w:p>
+        </w:tc>
+      </w:tr>
+      <w:tr>
+        <w:tc>
+          <w:tcPr>
+            <w:tcW w:type="dxa" w:w="636"/>
+          </w:tcPr>
+          <w:p>
+            <w:pPr>
+              <w:spacing w:after="0"/>
+              <w:ind w:left="360"/>
+            </w:pPr>
+            <w:r>
+              <w:rPr>
+                <w:rFonts w:ascii="Adani" w:hAnsi="Adani" w:eastAsia="Adani" w:cs="Adani"/>
+                <w:b w:val="0"/>
+                <w:sz w:val="23"/>
+              </w:rPr>
+              <w:t>14</w:t>
+            </w:r>
+          </w:p>
+        </w:tc>
+        <w:tc>
+          <w:tcPr>
+            <w:tcW w:type="dxa" w:w="3864"/>
+          </w:tcPr>
+          <w:p>
+            <w:pPr>
+              <w:spacing w:after="0"/>
+              <w:jc w:val="both"/>
+            </w:pPr>
+            <w:r>
+              <w:rPr>
+                <w:rFonts w:ascii="Adani" w:hAnsi="Adani" w:eastAsia="Adani" w:cs="Adani"/>
+                <w:b w:val="0"/>
+                <w:sz w:val="23"/>
+              </w:rPr>
+              <w:t>GRE RENEW ENERTECH LIMITED</w:t>
+            </w:r>
+          </w:p>
+        </w:tc>
+        <w:tc>
+          <w:tcPr>
+            <w:tcW w:type="dxa" w:w="2610"/>
+          </w:tcPr>
+          <w:p>
+            <w:pPr>
+              <w:spacing w:after="0"/>
+              <w:jc w:val="center"/>
+            </w:pPr>
+            <w:r>
+              <w:rPr>
+                <w:rFonts w:ascii="Adani" w:hAnsi="Adani" w:eastAsia="Adani" w:cs="Adani"/>
+                <w:b w:val="0"/>
+                <w:sz w:val="23"/>
+              </w:rPr>
+              <w:t>18/05/2024</w:t>
+            </w:r>
+          </w:p>
+        </w:tc>
+        <w:tc>
+          <w:tcPr>
+            <w:tcW w:type="dxa" w:w="2250"/>
+          </w:tcPr>
+          <w:p>
+            <w:pPr>
+              <w:spacing w:after="0"/>
+              <w:jc w:val="center"/>
+            </w:pPr>
+          </w:p>
+        </w:tc>
+      </w:tr>
+      <w:tr>
+        <w:tc>
+          <w:tcPr>
+            <w:tcW w:type="dxa" w:w="636"/>
+          </w:tcPr>
+          <w:p>
+            <w:pPr>
+              <w:spacing w:after="0"/>
+              <w:ind w:left="360"/>
+            </w:pPr>
+            <w:r>
+              <w:rPr>
+                <w:rFonts w:ascii="Adani" w:hAnsi="Adani" w:eastAsia="Adani" w:cs="Adani"/>
+                <w:b w:val="0"/>
+                <w:sz w:val="23"/>
+              </w:rPr>
+              <w:t>15</w:t>
+            </w:r>
+          </w:p>
+        </w:tc>
+        <w:tc>
+          <w:tcPr>
+            <w:tcW w:type="dxa" w:w="3864"/>
+          </w:tcPr>
+          <w:p>
+            <w:pPr>
+              <w:spacing w:after="0"/>
+              <w:jc w:val="both"/>
+            </w:pPr>
+            <w:r>
+              <w:rPr>
+                <w:rFonts w:ascii="Adani" w:hAnsi="Adani" w:eastAsia="Adani" w:cs="Adani"/>
+                <w:b w:val="0"/>
+                <w:sz w:val="23"/>
+              </w:rPr>
+              <w:t>ASSORTED CORPCON PRIVATE LIMITED</w:t>
+            </w:r>
+          </w:p>
+        </w:tc>
+        <w:tc>
+          <w:tcPr>
+            <w:tcW w:type="dxa" w:w="2610"/>
+          </w:tcPr>
+          <w:p>
+            <w:pPr>
+              <w:spacing w:after="0"/>
+              <w:jc w:val="center"/>
+            </w:pPr>
+            <w:r>
+              <w:rPr>
+                <w:rFonts w:ascii="Adani" w:hAnsi="Adani" w:eastAsia="Adani" w:cs="Adani"/>
+                <w:b w:val="0"/>
+                <w:sz w:val="23"/>
+              </w:rPr>
+              <w:t>29/02/2024</w:t>
+            </w:r>
           </w:p>
         </w:tc>
         <w:tc>
@@ -547,7 +1411,7 @@
         </w:rPr>
         <w:t xml:space="preserve">Name           </w:t>
         <w:tab/>
-        <w:t xml:space="preserve">:  Mehul Ganesh Rajput</w:t>
+        <w:t xml:space="preserve">:  MEHUL GANESH RAJPUT</w:t>
       </w:r>
     </w:p>
     <w:p>
@@ -591,7 +1455,7 @@
           <w:b w:val="0"/>
           <w:sz w:val="23"/>
         </w:rPr>
-        <w:t xml:space="preserve">Date: 04th May, 2026</w:t>
+        <w:t xml:space="preserve">Date: 15th May, 2026</w:t>
         <w:tab/>
       </w:r>
     </w:p>
